--- a/_site/posts/2023-10-23-tres-fuentes-tres-partes-del-marxismo/index.docx
+++ b/_site/posts/2023-10-23-tres-fuentes-tres-partes-del-marxismo/index.docx
@@ -44,7 +44,7 @@
         <w:t xml:space="preserve"> </w:t>
       </w:r>
     </w:p>
-    <w:bookmarkStart w:id="20" w:name="title"/>
+    <w:bookmarkStart w:id="22" w:name="title"/>
     <w:p>
       <w:pPr>
         <w:pStyle w:val="Heading1"/>
@@ -93,8 +93,8 @@
         <w:t xml:space="preserve"> </w:t>
       </w:r>
     </w:p>
-    <w:bookmarkEnd w:id="20"/>
-    <w:bookmarkStart w:id="24" w:name="author-note"/>
+    <w:bookmarkEnd w:id="22"/>
+    <w:bookmarkStart w:id="26" w:name="author-note"/>
     <w:p>
       <w:pPr>
         <w:pStyle w:val="Heading1"/>
@@ -113,15 +113,15 @@
       <w:r>
         <w:t xml:space="preserve"> </w:t>
       </w:r>
-      <w:bookmarkStart w:id="21" w:name="orchid"/>
+      <w:bookmarkStart w:id="23" w:name="orchid"/>
       <w:r>
         <w:t xml:space="preserve">Orcid ID Logo: A green circle with white letters ID</w:t>
       </w:r>
-      <w:bookmarkEnd w:id="21"/>
-      <w:r>
-        <w:t xml:space="preserve"> </w:t>
-      </w:r>
-      <w:hyperlink r:id="rId22">
+      <w:bookmarkEnd w:id="23"/>
+      <w:r>
+        <w:t xml:space="preserve"> </w:t>
+      </w:r>
+      <w:hyperlink r:id="rId24">
         <w:r>
           <w:rPr>
             <w:rStyle w:val="Hyperlink"/>
@@ -160,20 +160,20 @@
         <w:t xml:space="preserve">: </w:t>
       </w:r>
       <w:r>
-        <w:t xml:space="preserve">conceptualización y redacción</w:t>
-      </w:r>
-    </w:p>
-    <w:p>
-      <w:pPr>
-        <w:pStyle w:val="BodyText"/>
-      </w:pPr>
-      <w:r>
-        <w:t xml:space="preserve">La correspondencia relativa a este artículo debe dirigirse a Edison Achalma, Escuela Profesional de Economía, Universidad Nacional de San Cristóbal de Huamanga, Ayacucho, AYA, Perú, Email:</w:t>
-      </w:r>
-      <w:r>
-        <w:t xml:space="preserve"> </w:t>
-      </w:r>
-      <w:hyperlink r:id="rId23">
+        <w:t xml:space="preserve">conceptualización, metodología, análisis formal, investigación, recursos, curación de datos, redacción, visualización, supervisión, y administración del proyecto</w:t>
+      </w:r>
+    </w:p>
+    <w:p>
+      <w:pPr>
+        <w:pStyle w:val="BodyText"/>
+      </w:pPr>
+      <w:r>
+        <w:t xml:space="preserve">La correspondencia relativa a este artículo debe dirigirse a Edison Achalma, Escuela Profesional de Economía, Universidad Nacional de San Cristóbal de Huamanga, Portal Independencia N° 57, Ayacucho, AYA 5001, Perú, Email:</w:t>
+      </w:r>
+      <w:r>
+        <w:t xml:space="preserve"> </w:t>
+      </w:r>
+      <w:hyperlink r:id="rId25">
         <w:r>
           <w:rPr>
             <w:rStyle w:val="Hyperlink"/>
@@ -187,8 +187,8 @@
         <w:br w:type="page"/>
       </w:r>
     </w:p>
-    <w:bookmarkEnd w:id="24"/>
-    <w:bookmarkStart w:id="25" w:name="abstract"/>
+    <w:bookmarkEnd w:id="26"/>
+    <w:bookmarkStart w:id="27" w:name="abstract"/>
     <w:p>
       <w:pPr>
         <w:pStyle w:val="Heading1"/>
@@ -225,8 +225,8 @@
         <w:br w:type="page"/>
       </w:r>
     </w:p>
-    <w:bookmarkEnd w:id="25"/>
-    <w:bookmarkStart w:id="26" w:name="firstheader"/>
+    <w:bookmarkEnd w:id="27"/>
+    <w:bookmarkStart w:id="28" w:name="firstheader"/>
     <w:p>
       <w:pPr>
         <w:pStyle w:val="Heading1"/>
@@ -235,8 +235,8 @@
         <w:t xml:space="preserve">Las tres fuentes del marxismo</w:t>
       </w:r>
     </w:p>
-    <w:bookmarkEnd w:id="26"/>
-    <w:bookmarkStart w:id="29" w:name="Xff9a535fa0890647d46f91229357ea093fb831b"/>
+    <w:bookmarkEnd w:id="28"/>
+    <w:bookmarkStart w:id="31" w:name="Xff9a535fa0890647d46f91229357ea093fb831b"/>
     <w:p>
       <w:pPr>
         <w:pStyle w:val="Heading1"/>
@@ -476,7 +476,7 @@
         <w:t xml:space="preserve">Entonces vamos con la primera parte.</w:t>
       </w:r>
     </w:p>
-    <w:bookmarkStart w:id="27" w:name="la-filosofía."/>
+    <w:bookmarkStart w:id="29" w:name="la-filosofía."/>
     <w:p>
       <w:pPr>
         <w:pStyle w:val="Heading2"/>
@@ -607,8 +607,8 @@
         <w:t xml:space="preserve">Dentro de esta división del trabajo, Marx se dedicó al estudio de la economía, mientras que Engels se centró más en la historia, temas militares y filosofía.</w:t>
       </w:r>
     </w:p>
-    <w:bookmarkEnd w:id="27"/>
-    <w:bookmarkStart w:id="28" w:name="economía-politica"/>
+    <w:bookmarkEnd w:id="29"/>
+    <w:bookmarkStart w:id="30" w:name="economía-politica"/>
     <w:p>
       <w:pPr>
         <w:pStyle w:val="Heading2"/>
@@ -1026,9 +1026,9 @@
         <w:t xml:space="preserve">Todo esto se relaciona con las Tres Fuentes y Tres Partes. El marxismo no es simplemente una caja de herramientas, y no podemos permitir que se fragmente en el eurocentrismo o el cientificismo. El marxismo tiene una vocación que los últimos avances científicos demuestran. Debemos retomar esta vocación, reconstruyendo lo que los clásicos nos ofrecieron, uniendo el pensamiento científico revolucionario con los últimos avances científicos y respondiendo a las variantes del idealismo, incluso aquellas que se presentan como marxistas. Nuestra meta es actualizar el pensamiento marxista al siglo 21.</w:t>
       </w:r>
     </w:p>
-    <w:bookmarkEnd w:id="28"/>
-    <w:bookmarkEnd w:id="29"/>
-    <w:bookmarkStart w:id="48" w:name="publicaciones-similares"/>
+    <w:bookmarkEnd w:id="30"/>
+    <w:bookmarkEnd w:id="31"/>
+    <w:bookmarkStart w:id="50" w:name="publicaciones-similares"/>
     <w:p>
       <w:pPr>
         <w:pStyle w:val="Heading1"/>
@@ -1053,11 +1053,11 @@
           <w:numId w:val="1001"/>
         </w:numPr>
       </w:pPr>
-      <w:hyperlink r:id="rId30"/>
-      <w:r>
-        <w:t xml:space="preserve"> </w:t>
-      </w:r>
-      <w:hyperlink r:id="rId31">
+      <w:hyperlink r:id="rId32"/>
+      <w:r>
+        <w:t xml:space="preserve"> </w:t>
+      </w:r>
+      <w:hyperlink r:id="rId33">
         <w:r>
           <w:rPr>
             <w:rStyle w:val="Hyperlink"/>
@@ -1074,11 +1074,11 @@
           <w:numId w:val="1001"/>
         </w:numPr>
       </w:pPr>
-      <w:hyperlink r:id="rId32"/>
-      <w:r>
-        <w:t xml:space="preserve"> </w:t>
-      </w:r>
-      <w:hyperlink r:id="rId33">
+      <w:hyperlink r:id="rId34"/>
+      <w:r>
+        <w:t xml:space="preserve"> </w:t>
+      </w:r>
+      <w:hyperlink r:id="rId35">
         <w:r>
           <w:rPr>
             <w:rStyle w:val="Hyperlink"/>
@@ -1095,11 +1095,11 @@
           <w:numId w:val="1001"/>
         </w:numPr>
       </w:pPr>
-      <w:hyperlink r:id="rId34"/>
-      <w:r>
-        <w:t xml:space="preserve"> </w:t>
-      </w:r>
-      <w:hyperlink r:id="rId35">
+      <w:hyperlink r:id="rId36"/>
+      <w:r>
+        <w:t xml:space="preserve"> </w:t>
+      </w:r>
+      <w:hyperlink r:id="rId37">
         <w:r>
           <w:rPr>
             <w:rStyle w:val="Hyperlink"/>
@@ -1116,11 +1116,11 @@
           <w:numId w:val="1001"/>
         </w:numPr>
       </w:pPr>
-      <w:hyperlink r:id="rId36"/>
-      <w:r>
-        <w:t xml:space="preserve"> </w:t>
-      </w:r>
-      <w:hyperlink r:id="rId37">
+      <w:hyperlink r:id="rId38"/>
+      <w:r>
+        <w:t xml:space="preserve"> </w:t>
+      </w:r>
+      <w:hyperlink r:id="rId39">
         <w:r>
           <w:rPr>
             <w:rStyle w:val="Hyperlink"/>
@@ -1137,11 +1137,11 @@
           <w:numId w:val="1001"/>
         </w:numPr>
       </w:pPr>
-      <w:hyperlink r:id="rId38"/>
-      <w:r>
-        <w:t xml:space="preserve"> </w:t>
-      </w:r>
-      <w:hyperlink r:id="rId39">
+      <w:hyperlink r:id="rId40"/>
+      <w:r>
+        <w:t xml:space="preserve"> </w:t>
+      </w:r>
+      <w:hyperlink r:id="rId41">
         <w:r>
           <w:rPr>
             <w:rStyle w:val="Hyperlink"/>
@@ -1158,11 +1158,11 @@
           <w:numId w:val="1001"/>
         </w:numPr>
       </w:pPr>
-      <w:hyperlink r:id="rId40"/>
-      <w:r>
-        <w:t xml:space="preserve"> </w:t>
-      </w:r>
-      <w:hyperlink r:id="rId41">
+      <w:hyperlink r:id="rId42"/>
+      <w:r>
+        <w:t xml:space="preserve"> </w:t>
+      </w:r>
+      <w:hyperlink r:id="rId43">
         <w:r>
           <w:rPr>
             <w:rStyle w:val="Hyperlink"/>
@@ -1179,11 +1179,11 @@
           <w:numId w:val="1001"/>
         </w:numPr>
       </w:pPr>
-      <w:hyperlink r:id="rId42"/>
-      <w:r>
-        <w:t xml:space="preserve"> </w:t>
-      </w:r>
-      <w:hyperlink r:id="rId43">
+      <w:hyperlink r:id="rId44"/>
+      <w:r>
+        <w:t xml:space="preserve"> </w:t>
+      </w:r>
+      <w:hyperlink r:id="rId45">
         <w:r>
           <w:rPr>
             <w:rStyle w:val="Hyperlink"/>
@@ -1200,11 +1200,11 @@
           <w:numId w:val="1001"/>
         </w:numPr>
       </w:pPr>
-      <w:hyperlink r:id="rId44"/>
-      <w:r>
-        <w:t xml:space="preserve"> </w:t>
-      </w:r>
-      <w:hyperlink r:id="rId45">
+      <w:hyperlink r:id="rId46"/>
+      <w:r>
+        <w:t xml:space="preserve"> </w:t>
+      </w:r>
+      <w:hyperlink r:id="rId47">
         <w:r>
           <w:rPr>
             <w:rStyle w:val="Hyperlink"/>
@@ -1221,11 +1221,11 @@
           <w:numId w:val="1001"/>
         </w:numPr>
       </w:pPr>
-      <w:hyperlink r:id="rId46"/>
-      <w:r>
-        <w:t xml:space="preserve"> </w:t>
-      </w:r>
-      <w:hyperlink r:id="rId47">
+      <w:hyperlink r:id="rId48"/>
+      <w:r>
+        <w:t xml:space="preserve"> </w:t>
+      </w:r>
+      <w:hyperlink r:id="rId49">
         <w:r>
           <w:rPr>
             <w:rStyle w:val="Hyperlink"/>
@@ -1242,14 +1242,14 @@
         <w:t xml:space="preserve">Esperamos que encuentres estas publicaciones igualmente interesantes y útiles. ¡Disfruta de la lectura!</w:t>
       </w:r>
     </w:p>
-    <w:bookmarkEnd w:id="48"/>
+    <w:bookmarkEnd w:id="50"/>
     <w:sectPr>
-      <w:headerReference r:id="rId9" w:type="even"/>
-      <w:headerReference r:id="rId11" w:type="default"/>
-      <w:footerReference r:id="rId14" w:type="even"/>
-      <w:footerReference r:id="rId13" w:type="default"/>
-      <w:headerReference r:id="rId10" w:type="first"/>
-      <w:footerReference r:id="rId12" w:type="first"/>
+      <w:headerReference r:id="rId8" w:type="even"/>
+      <w:headerReference r:id="rId9" w:type="default"/>
+      <w:footerReference r:id="rId10" w:type="even"/>
+      <w:footerReference r:id="rId11" w:type="default"/>
+      <w:headerReference r:id="rId12" w:type="first"/>
+      <w:footerReference r:id="rId13" w:type="first"/>
       <w:pgSz w:h="15840" w:w="12240"/>
       <w:pgMar w:bottom="1440" w:footer="720" w:gutter="0" w:header="720" w:left="1440" w:right="1440" w:top="1440"/>
       <w:cols w:space="720"/>
